--- a/PRDs/CR/PARTNER/CR-PARTNER-MANAGE.docx
+++ b/PRDs/CR/PARTNER/CR-PARTNER-MANAGE.docx
@@ -320,16 +320,7 @@
           </w:tcPr>
           <w:p>
             <w:r>
-              <w:rPr>
-                <w:rFonts w:ascii="Arial" w:cs="Arial" w:eastAsia="Arial" w:hAnsi="Arial"/>
-                <w:b w:val="false"/>
-                <w:bCs w:val="false"/>
-                <w:i w:val="false"/>
-                <w:iCs w:val="false"/>
-                <w:sz w:val="20"/>
-                <w:szCs w:val="20"/>
-              </w:rPr>
-              <w:t xml:space="preserve">1.0</w:t>
+              <w:t>1.1</w:t>
             </w:r>
           </w:p>
         </w:tc>
@@ -450,16 +441,7 @@
           </w:tcPr>
           <w:p>
             <w:r>
-              <w:rPr>
-                <w:rFonts w:ascii="Arial" w:cs="Arial" w:eastAsia="Arial" w:hAnsi="Arial"/>
-                <w:b w:val="false"/>
-                <w:bCs w:val="false"/>
-                <w:i w:val="false"/>
-                <w:iCs w:val="false"/>
-                <w:sz w:val="20"/>
-                <w:szCs w:val="20"/>
-              </w:rPr>
-              <w:t xml:space="preserve">04-07-26 04:15</w:t>
+              <w:t>04-30-26 04:58</w:t>
             </w:r>
           </w:p>
         </w:tc>
@@ -12926,16 +12908,7 @@
           </w:tcPr>
           <w:p>
             <w:r>
-              <w:rPr>
-                <w:rFonts w:ascii="Arial" w:cs="Arial" w:eastAsia="Arial" w:hAnsi="Arial"/>
-                <w:b w:val="false"/>
-                <w:bCs w:val="false"/>
-                <w:i w:val="false"/>
-                <w:iCs w:val="false"/>
-                <w:sz w:val="20"/>
-                <w:szCs w:val="20"/>
-              </w:rPr>
-              <w:t xml:space="preserve">text</w:t>
+              <w:t>multiEnum</w:t>
             </w:r>
           </w:p>
         </w:tc>
@@ -12988,16 +12961,7 @@
           </w:tcPr>
           <w:p>
             <w:r>
-              <w:rPr>
-                <w:rFonts w:ascii="Arial" w:cs="Arial" w:eastAsia="Arial" w:hAnsi="Arial"/>
-                <w:b w:val="false"/>
-                <w:bCs w:val="false"/>
-                <w:i w:val="false"/>
-                <w:iCs w:val="false"/>
-                <w:sz w:val="20"/>
-                <w:szCs w:val="20"/>
-              </w:rPr>
-              <w:t xml:space="preserve">—</w:t>
+              <w:t>zip codes from master list</w:t>
             </w:r>
           </w:p>
         </w:tc>
@@ -13086,16 +13050,11 @@
           <w:p>
             <w:r>
               <w:rPr>
-                <w:rFonts w:ascii="Arial" w:cs="Arial" w:eastAsia="Arial" w:hAnsi="Arial"/>
-                <w:b w:val="false"/>
-                <w:bCs w:val="false"/>
-                <w:i w:val="false"/>
-                <w:iCs w:val="false"/>
+                <w:rFonts w:ascii="Arial" w:hAnsi="Arial"/>
                 <w:color w:val="888888"/>
                 <w:sz w:val="20"/>
-                <w:szCs w:val="20"/>
-              </w:rPr>
-              <w:t xml:space="preserve">Geographic territory the partner serves. May be filled in or refined during management if not fully captured during prospecting. Format is open per ACT-ISS-004.</w:t>
+              </w:rPr>
+              <w:t>Geographic territory the partner serves, expressed as a list of zip codes. May be filled in or refined during management if not fully captured during prospecting. Format resolved by ACT-ISS-004 closure: structured zip code list.</w:t>
             </w:r>
           </w:p>
         </w:tc>
@@ -18353,15 +18312,12 @@
           <w:p>
             <w:r>
               <w:rPr>
-                <w:rFonts w:ascii="Arial" w:cs="Arial" w:eastAsia="Arial" w:hAnsi="Arial"/>
-                <w:b w:val="false"/>
-                <w:bCs w:val="false"/>
-                <w:i w:val="false"/>
-                <w:iCs w:val="false"/>
-                <w:sz w:val="20"/>
-                <w:szCs w:val="20"/>
-              </w:rPr>
-              <w:t xml:space="preserve">Geographic Service Area field format (free text vs. controlled list) not yet decided by CBM leadership. Carried forward from Account Entity PRD. Relevant because the Partner Coordinator may update geographicServiceArea during management.</w:t>
+                <w:rFonts w:ascii="Arial" w:hAnsi="Arial"/>
+                <w:b w:val="0"/>
+                <w:i w:val="0"/>
+                <w:sz w:val="20"/>
+              </w:rPr>
+              <w:t>CLOSED by FU-REPORT process definition session, 04-30-26. The field is now a structured multi-value zip code list. The Partner Coordinator updates geographicServiceArea by selecting zip codes from the master list rather than typing free text.</w:t>
             </w:r>
           </w:p>
         </w:tc>
@@ -22171,6 +22127,147 @@
         <w:t xml:space="preserve">New updates: (1) CR-PARTNER Sub-Domain Overview — add mentor count to the analytics metrics list in Sections 3.3, 4.5, and 4.6 (8 categories total); (2) Account Entity PRD — soften partnerStatus description so notes on status changes are explicitly at Partner Coordinator discretion. Carry-forward updates pending: Contact Entity PRD (close CON-ISS-002) and Engagement Entity PRD (add referringPartner field, with note about Partner Coordinator exception edit access added by this process).</w:t>
       </w:r>
     </w:p>
+    <w:p>
+      <w:r>
+        <w:rPr>
+          <w:rFonts w:ascii="Arial" w:hAnsi="Arial"/>
+          <w:b/>
+          <w:sz w:val="28"/>
+        </w:rPr>
+        <w:t>9. Change Log</w:t>
+      </w:r>
+    </w:p>
+    <w:p>
+      <w:r>
+        <w:rPr>
+          <w:rFonts w:ascii="Arial" w:hAnsi="Arial"/>
+          <w:sz w:val="22"/>
+        </w:rPr>
+        <w:t>Revision history for this document. The Last Updated value in the metadata table reflects the most recent entry below.</w:t>
+      </w:r>
+    </w:p>
+    <w:tbl>
+      <w:tblPr>
+        <w:tblW w:type="auto" w:w="0"/>
+        <w:tblLook w:firstColumn="1" w:firstRow="1" w:lastColumn="0" w:lastRow="0" w:noHBand="0" w:noVBand="1" w:val="04A0"/>
+      </w:tblPr>
+      <w:tblGrid>
+        <w:gridCol w:w="3120"/>
+        <w:gridCol w:w="3120"/>
+        <w:gridCol w:w="3120"/>
+      </w:tblGrid>
+      <w:tr>
+        <w:tc>
+          <w:tcPr>
+            <w:tcW w:type="dxa" w:w="3120"/>
+          </w:tcPr>
+          <w:p>
+            <w:r>
+              <w:rPr>
+                <w:rFonts w:ascii="Arial" w:hAnsi="Arial"/>
+                <w:b/>
+                <w:sz w:val="22"/>
+              </w:rPr>
+              <w:t>Version</w:t>
+            </w:r>
+          </w:p>
+        </w:tc>
+        <w:tc>
+          <w:tcPr>
+            <w:tcW w:type="dxa" w:w="3120"/>
+          </w:tcPr>
+          <w:p>
+            <w:r>
+              <w:rPr>
+                <w:rFonts w:ascii="Arial" w:hAnsi="Arial"/>
+                <w:b/>
+                <w:sz w:val="22"/>
+              </w:rPr>
+              <w:t>Date</w:t>
+            </w:r>
+          </w:p>
+        </w:tc>
+        <w:tc>
+          <w:tcPr>
+            <w:tcW w:type="dxa" w:w="3120"/>
+          </w:tcPr>
+          <w:p>
+            <w:r>
+              <w:rPr>
+                <w:rFonts w:ascii="Arial" w:hAnsi="Arial"/>
+                <w:b/>
+                <w:sz w:val="22"/>
+              </w:rPr>
+              <w:t>Changes</w:t>
+            </w:r>
+          </w:p>
+        </w:tc>
+      </w:tr>
+      <w:tr>
+        <w:tc>
+          <w:tcPr>
+            <w:tcW w:type="dxa" w:w="3120"/>
+          </w:tcPr>
+          <w:p>
+            <w:r>
+              <w:t>1.0</w:t>
+            </w:r>
+          </w:p>
+        </w:tc>
+        <w:tc>
+          <w:tcPr>
+            <w:tcW w:type="dxa" w:w="3120"/>
+          </w:tcPr>
+          <w:p>
+            <w:r>
+              <w:t>04-07-26</w:t>
+            </w:r>
+          </w:p>
+        </w:tc>
+        <w:tc>
+          <w:tcPr>
+            <w:tcW w:type="dxa" w:w="3120"/>
+          </w:tcPr>
+          <w:p>
+            <w:r>
+              <w:t>Initial release. CR-PARTNER-MANAGE process document produced from CR-PARTNER-PROSPECT v1.0, CR-PARTNER Sub-Domain Overview v1.0, and supporting Entity PRDs. 18 system requirements, 49 data items across 7 entities, 7 open issues (3 new, 4 carried forward), 4 updates to prior documents.</w:t>
+            </w:r>
+          </w:p>
+        </w:tc>
+      </w:tr>
+      <w:tr>
+        <w:tc>
+          <w:tcPr>
+            <w:tcW w:type="dxa" w:w="3120"/>
+          </w:tcPr>
+          <w:p>
+            <w:r>
+              <w:t>1.1</w:t>
+            </w:r>
+          </w:p>
+        </w:tc>
+        <w:tc>
+          <w:tcPr>
+            <w:tcW w:type="dxa" w:w="3120"/>
+          </w:tcPr>
+          <w:p>
+            <w:r>
+              <w:t>04-30-26 04:58</w:t>
+            </w:r>
+          </w:p>
+        </w:tc>
+        <w:tc>
+          <w:tcPr>
+            <w:tcW w:type="dxa" w:w="3120"/>
+          </w:tcPr>
+          <w:p>
+            <w:r>
+              <w:t>Carry-forward from FU-REPORT process definition session, 04-30-26. Section 8 CR-PARTNER-MANAGE-DAT-032 geographicServiceArea field updated: type changed from text to multiEnum, values column updated to 'zip codes from master list', description rewritten to reference the structured zip code list. Section 9 ACT-ISS-004 closed with closure language. Change Log section added (document previously lacked one). Carry-forward request at PRDs/FU/carry-forward/SESSION-PROMPT-carry-forward-account-territory-zipcode-list.md.</w:t>
+            </w:r>
+          </w:p>
+        </w:tc>
+      </w:tr>
+    </w:tbl>
     <w:sectPr>
       <w:headerReference w:type="default" r:id="rId7"/>
       <w:footerReference w:type="default" r:id="rId8"/>
